--- a/Malaika_Assignment/FINAL_SUBMISSION/Malaika_MGMT268_Assessment1_WITH_VIDEO.docx
+++ b/Malaika_Assignment/FINAL_SUBMISSION/Malaika_MGMT268_Assessment1_WITH_VIDEO.docx
@@ -334,7 +334,7 @@
       <w:r>
         <w:drawing>
           <wp:inline xmlns:a="http://schemas.openxmlformats.org/drawingml/2006/main" xmlns:pic="http://schemas.openxmlformats.org/drawingml/2006/picture">
-            <wp:extent cx="5669280" cy="2370257"/>
+            <wp:extent cx="5394960" cy="2255567"/>
             <wp:docPr id="1" name="Picture 1"/>
             <wp:cNvGraphicFramePr>
               <a:graphicFrameLocks noChangeAspect="1"/>
@@ -355,7 +355,7 @@
                   <pic:spPr>
                     <a:xfrm>
                       <a:off x="0" y="0"/>
-                      <a:ext cx="5669280" cy="2370257"/>
+                      <a:ext cx="5394960" cy="2255567"/>
                     </a:xfrm>
                     <a:prstGeom prst="rect"/>
                   </pic:spPr>
@@ -531,7 +531,7 @@
       <w:r>
         <w:drawing>
           <wp:inline xmlns:a="http://schemas.openxmlformats.org/drawingml/2006/main" xmlns:pic="http://schemas.openxmlformats.org/drawingml/2006/picture">
-            <wp:extent cx="5669280" cy="3196447"/>
+            <wp:extent cx="5394960" cy="3041780"/>
             <wp:docPr id="2" name="Picture 2"/>
             <wp:cNvGraphicFramePr>
               <a:graphicFrameLocks noChangeAspect="1"/>
@@ -552,7 +552,7 @@
                   <pic:spPr>
                     <a:xfrm>
                       <a:off x="0" y="0"/>
-                      <a:ext cx="5669280" cy="3196447"/>
+                      <a:ext cx="5394960" cy="3041780"/>
                     </a:xfrm>
                     <a:prstGeom prst="rect"/>
                   </pic:spPr>
@@ -712,7 +712,7 @@
       <w:r>
         <w:drawing>
           <wp:inline xmlns:a="http://schemas.openxmlformats.org/drawingml/2006/main" xmlns:pic="http://schemas.openxmlformats.org/drawingml/2006/picture">
-            <wp:extent cx="5669280" cy="2150518"/>
+            <wp:extent cx="5394960" cy="2046460"/>
             <wp:docPr id="3" name="Picture 3"/>
             <wp:cNvGraphicFramePr>
               <a:graphicFrameLocks noChangeAspect="1"/>
@@ -733,7 +733,7 @@
                   <pic:spPr>
                     <a:xfrm>
                       <a:off x="0" y="0"/>
-                      <a:ext cx="5669280" cy="2150518"/>
+                      <a:ext cx="5394960" cy="2046460"/>
                     </a:xfrm>
                     <a:prstGeom prst="rect"/>
                   </pic:spPr>
@@ -862,7 +862,7 @@
       <w:r>
         <w:drawing>
           <wp:inline xmlns:a="http://schemas.openxmlformats.org/drawingml/2006/main" xmlns:pic="http://schemas.openxmlformats.org/drawingml/2006/picture">
-            <wp:extent cx="5669280" cy="3517531"/>
+            <wp:extent cx="5394960" cy="3347328"/>
             <wp:docPr id="4" name="Picture 4"/>
             <wp:cNvGraphicFramePr>
               <a:graphicFrameLocks noChangeAspect="1"/>
@@ -883,7 +883,7 @@
                   <pic:spPr>
                     <a:xfrm>
                       <a:off x="0" y="0"/>
-                      <a:ext cx="5669280" cy="3517531"/>
+                      <a:ext cx="5394960" cy="3347328"/>
                     </a:xfrm>
                     <a:prstGeom prst="rect"/>
                   </pic:spPr>
